--- a/practice/Sample_Hybrid_Work_Policy.docx
+++ b/practice/Sample_Hybrid_Work_Policy.docx
@@ -23,7 +23,7 @@
           <w:sz w:val="22"/>
           <w:szCs w:val="22"/>
         </w:rPr>
-        <w:t xml:space="preserve">Fictional document for the JPS AI Productivity Workshop. Not an actual JPS policy.</w:t>
+        <w:t xml:space="preserve">Fictional document for the AI Productivity Workshop. Not a real company policy.</w:t>
       </w:r>
     </w:p>
     <w:p>
